--- a/npm run start.docx
+++ b/npm run start.docx
@@ -53,6 +53,24 @@
             </a:graphic>
           </wp:inline>
         </w:drawing>
+      </w:r>
+    </w:p>
+    <w:p>
+      <w:proofErr w:type="spellStart"/>
+      <w:r>
+        <w:t>Npm</w:t>
+      </w:r>
+      <w:proofErr w:type="spellEnd"/>
+      <w:r>
+        <w:t xml:space="preserve"> </w:t>
+      </w:r>
+      <w:proofErr w:type="spellStart"/>
+      <w:r>
+        <w:t>run</w:t>
+      </w:r>
+      <w:proofErr w:type="spellEnd"/>
+      <w:r>
+        <w:t xml:space="preserve"> dev</w:t>
       </w:r>
     </w:p>
     <w:sectPr>
